--- a/Rana/Chapter_1/Chapter_1.docx
+++ b/Rana/Chapter_1/Chapter_1.docx
@@ -14,11 +14,11 @@
           <w:szCs w:val="28"/>
         </w:rPr>
       </w:pPr>
-      <w:bookmarkStart w:id="0" w:name="_Hlk109917554"/>
-      <w:bookmarkStart w:id="1" w:name="_Hlk105713297"/>
-      <w:bookmarkStart w:id="2" w:name="_Hlk109948449"/>
-      <w:bookmarkStart w:id="3" w:name="_Hlk211166661"/>
-      <w:bookmarkEnd w:id="2"/>
+      <w:bookmarkStart w:id="0" w:name="_Hlk109948449"/>
+      <w:bookmarkStart w:id="1" w:name="_Hlk211166661"/>
+      <w:bookmarkStart w:id="2" w:name="_Hlk109917554"/>
+      <w:bookmarkStart w:id="3" w:name="_Hlk105713297"/>
+      <w:bookmarkEnd w:id="0"/>
       <w:r>
         <w:rPr>
           <w:rFonts w:ascii="Times New Roman" w:hAnsi="Times New Roman" w:cs="Times New Roman"/>
@@ -81,7 +81,7 @@
         <w:t xml:space="preserve"> and Non-Radiative Recombination Rates</w:t>
       </w:r>
     </w:p>
-    <w:bookmarkEnd w:id="3"/>
+    <w:bookmarkEnd w:id="1"/>
     <w:p>
       <w:pPr>
         <w:spacing w:after="0" w:line="480" w:lineRule="auto"/>
@@ -93,6 +93,7 @@
           <w:szCs w:val="24"/>
         </w:rPr>
       </w:pPr>
+      <w:proofErr w:type="spellStart"/>
       <w:r>
         <w:rPr>
           <w:rFonts w:ascii="Times New Roman" w:hAnsi="Times New Roman" w:cs="Times New Roman"/>
@@ -101,7 +102,18 @@
           <w:sz w:val="24"/>
           <w:szCs w:val="24"/>
         </w:rPr>
-        <w:t xml:space="preserve">Ranadeep Raj </w:t>
+        <w:t>Ranadeep</w:t>
+      </w:r>
+      <w:proofErr w:type="spellEnd"/>
+      <w:r>
+        <w:rPr>
+          <w:rFonts w:ascii="Times New Roman" w:hAnsi="Times New Roman" w:cs="Times New Roman"/>
+          <w:i/>
+          <w:iCs/>
+          <w:sz w:val="24"/>
+          <w:szCs w:val="24"/>
+        </w:rPr>
+        <w:t xml:space="preserve"> Raj </w:t>
       </w:r>
       <w:proofErr w:type="spellStart"/>
       <w:r>
@@ -193,7 +205,7 @@
         </w:r>
       </w:hyperlink>
       <w:bookmarkStart w:id="4" w:name="_Hlk109917564"/>
-      <w:bookmarkEnd w:id="0"/>
+      <w:bookmarkEnd w:id="2"/>
     </w:p>
     <w:p>
       <w:pPr>
@@ -549,7 +561,7 @@
         </w:rPr>
         <w:t>nanocrystal.</w:t>
       </w:r>
-      <w:bookmarkEnd w:id="1"/>
+      <w:bookmarkEnd w:id="3"/>
       <w:bookmarkEnd w:id="4"/>
     </w:p>
     <w:p>
@@ -7767,7 +7779,7 @@
           <w:szCs w:val="24"/>
         </w:rPr>
         <w:drawing>
-          <wp:inline distT="0" distB="0" distL="0" distR="0" wp14:anchorId="166211F7" wp14:editId="374F9F87">
+          <wp:inline distT="0" distB="0" distL="0" distR="0" wp14:anchorId="166211F7" wp14:editId="378F04F0">
             <wp:extent cx="5987948" cy="2939143"/>
             <wp:effectExtent l="0" t="0" r="0" b="0"/>
             <wp:docPr id="1054385761" name="Picture 5"/>
@@ -8348,7 +8360,41 @@
           <w:sz w:val="24"/>
           <w:szCs w:val="24"/>
         </w:rPr>
-        <w:t xml:space="preserve">YCl3:CsPbBr3 NCs </w:t>
+        <w:t>YCl</w:t>
+      </w:r>
+      <w:r>
+        <w:rPr>
+          <w:rFonts w:ascii="Times New Roman" w:hAnsi="Times New Roman" w:cs="Times New Roman"/>
+          <w:sz w:val="24"/>
+          <w:szCs w:val="24"/>
+          <w:vertAlign w:val="subscript"/>
+        </w:rPr>
+        <w:t>3</w:t>
+      </w:r>
+      <w:r>
+        <w:rPr>
+          <w:rFonts w:ascii="Times New Roman" w:hAnsi="Times New Roman" w:cs="Times New Roman"/>
+          <w:sz w:val="24"/>
+          <w:szCs w:val="24"/>
+        </w:rPr>
+        <w:t>:CsPbBr</w:t>
+      </w:r>
+      <w:r>
+        <w:rPr>
+          <w:rFonts w:ascii="Times New Roman" w:hAnsi="Times New Roman" w:cs="Times New Roman"/>
+          <w:sz w:val="24"/>
+          <w:szCs w:val="24"/>
+          <w:vertAlign w:val="subscript"/>
+        </w:rPr>
+        <w:t>3</w:t>
+      </w:r>
+      <w:r>
+        <w:rPr>
+          <w:rFonts w:ascii="Times New Roman" w:hAnsi="Times New Roman" w:cs="Times New Roman"/>
+          <w:sz w:val="24"/>
+          <w:szCs w:val="24"/>
+        </w:rPr>
+        <w:t xml:space="preserve"> NCs </w:t>
       </w:r>
       <w:r>
         <w:rPr>
@@ -8380,7 +8426,15 @@
           <w:sz w:val="24"/>
           <w:szCs w:val="24"/>
         </w:rPr>
-        <w:t xml:space="preserve">replace of Bromide ions or filling halide vacancies by </w:t>
+        <w:t>replace of Bromide ions or filling halide vacancies by Chloride ions</w:t>
+      </w:r>
+      <w:r>
+        <w:rPr>
+          <w:rFonts w:ascii="Times New Roman" w:hAnsi="Times New Roman" w:cs="Times New Roman"/>
+          <w:sz w:val="24"/>
+          <w:szCs w:val="24"/>
+        </w:rPr>
+        <w:t xml:space="preserve"> on </w:t>
       </w:r>
       <w:r>
         <w:rPr>
@@ -8389,15 +8443,7 @@
           <w:szCs w:val="24"/>
         </w:rPr>
         <w:lastRenderedPageBreak/>
-        <w:t>Chloride ions</w:t>
-      </w:r>
-      <w:r>
-        <w:rPr>
-          <w:rFonts w:ascii="Times New Roman" w:hAnsi="Times New Roman" w:cs="Times New Roman"/>
-          <w:sz w:val="24"/>
-          <w:szCs w:val="24"/>
-        </w:rPr>
-        <w:t xml:space="preserve"> on the CsPbBr</w:t>
+        <w:t>the CsPbBr</w:t>
       </w:r>
       <w:r>
         <w:rPr>
@@ -10132,15 +10178,7 @@
                 <w:rFonts w:ascii="Times New Roman" w:eastAsia="Times New Roman" w:hAnsi="Times New Roman" w:cs="Times New Roman"/>
                 <w:lang w:eastAsia="en-IN"/>
               </w:rPr>
-              <w:t xml:space="preserve"> the native </w:t>
-            </w:r>
-            <w:r>
-              <w:rPr>
-                <w:rFonts w:ascii="Times New Roman" w:eastAsia="Times New Roman" w:hAnsi="Times New Roman" w:cs="Times New Roman"/>
-                <w:lang w:eastAsia="en-IN"/>
-              </w:rPr>
-              <w:lastRenderedPageBreak/>
-              <w:t>ligand layer</w:t>
+              <w:t xml:space="preserve"> the native ligand layer</w:t>
             </w:r>
             <w:r>
               <w:rPr>
